--- a/submission_nursing_inquiry_obstetric_violence/Response_to_Reviewer4_Record.docx
+++ b/submission_nursing_inquiry_obstetric_violence/Response_to_Reviewer4_Record.docx
@@ -24,7 +24,7 @@
           <w:b w:val="0"/>
           <w:i/>
         </w:rPr>
-        <w:t>Caught between conscience and culture: Moral negotiation, collective defences and obstetric violence in Saudi maternity care</w:t>
+        <w:t>Beyond moral distress: Collective defences and the moral negotiation of obstetric violence by nurses and midwives in Saudi Arabia</w:t>
       </w:r>
     </w:p>
     <w:p>
